--- a/论文/equiment.docx
+++ b/论文/equiment.docx
@@ -4,40 +4,17 @@
   <w:body>
     <w:p>
       <w:pPr>
-        <w:pStyle w:val="af2"/>
-      </w:pPr>
-      <w:r>
-        <w:t>下面给你一套</w:t>
-      </w:r>
-      <w:r>
-        <w:rPr>
-          <w:rStyle w:val="af3"/>
-        </w:rPr>
-        <w:t>与“LGE + 语义分割联合建图方法”高度匹配、可直接用于论文实验章节的大纲</w:t>
-      </w:r>
-      <w:r>
-        <w:t>。整体目标是：</w:t>
-      </w:r>
-      <w:r>
-        <w:rPr>
-          <w:rStyle w:val="af3"/>
-        </w:rPr>
-        <w:t>分别验证两种方法的有效性，再验证二者联合的互补增益</w:t>
-      </w:r>
-      <w:r>
-        <w:t>，逻辑清晰、审稿友好。</w:t>
-      </w:r>
-    </w:p>
-    <w:p>
-      <w:r>
-        <w:pict w14:anchorId="0AFC2B51">
-          <v:rect id="_x0000_i1025" style="width:0;height:1.5pt" o:hralign="center" o:hrstd="t" o:hr="t" fillcolor="#a0a0a0" stroked="f"/>
-        </w:pict>
-      </w:r>
+        <w:rPr>
+          <w:rFonts w:hint="eastAsia"/>
+        </w:rPr>
+      </w:pPr>
     </w:p>
     <w:p>
       <w:pPr>
         <w:pStyle w:val="2"/>
+        <w:rPr>
+          <w:rFonts w:hint="eastAsia"/>
+        </w:rPr>
       </w:pPr>
       <w:r>
         <w:t>实验设计总体思路</w:t>
@@ -46,6 +23,9 @@
     <w:p>
       <w:pPr>
         <w:pStyle w:val="af2"/>
+        <w:rPr>
+          <w:rFonts w:hint="eastAsia"/>
+        </w:rPr>
       </w:pPr>
       <w:r>
         <w:t>实验验证围绕以下三个核心问题展开：</w:t>
@@ -58,6 +38,9 @@
           <w:ilvl w:val="0"/>
           <w:numId w:val="1"/>
         </w:numPr>
+        <w:rPr>
+          <w:rFonts w:hint="eastAsia"/>
+        </w:rPr>
       </w:pPr>
       <w:r>
         <w:rPr>
@@ -73,6 +56,9 @@
           <w:ilvl w:val="0"/>
           <w:numId w:val="1"/>
         </w:numPr>
+        <w:rPr>
+          <w:rFonts w:hint="eastAsia"/>
+        </w:rPr>
       </w:pPr>
       <w:r>
         <w:rPr>
@@ -88,6 +74,9 @@
           <w:ilvl w:val="0"/>
           <w:numId w:val="1"/>
         </w:numPr>
+        <w:rPr>
+          <w:rFonts w:hint="eastAsia"/>
+        </w:rPr>
       </w:pPr>
       <w:r>
         <w:rPr>
@@ -99,6 +88,9 @@
     <w:p>
       <w:pPr>
         <w:pStyle w:val="af2"/>
+        <w:rPr>
+          <w:rFonts w:hint="eastAsia"/>
+        </w:rPr>
       </w:pPr>
       <w:r>
         <w:t>因此，实验需采用</w:t>
@@ -114,31 +106,313 @@
       </w:r>
     </w:p>
     <w:p>
-      <w:r>
-        <w:pict w14:anchorId="07167156">
+      <w:pPr>
+        <w:rPr>
+          <w:rFonts w:hint="eastAsia"/>
+        </w:rPr>
+      </w:pPr>
+    </w:p>
+    <w:p>
+      <w:pPr>
+        <w:pStyle w:val="2"/>
+        <w:rPr>
+          <w:rFonts w:hint="eastAsia"/>
+        </w:rPr>
+      </w:pPr>
+      <w:r>
+        <w:t>实验大纲结构（推荐用于论文）</w:t>
+      </w:r>
+    </w:p>
+    <w:p>
+      <w:pPr>
+        <w:pStyle w:val="3"/>
+        <w:rPr>
+          <w:rFonts w:hint="eastAsia"/>
+        </w:rPr>
+      </w:pPr>
+      <w:r>
+        <w:t>第 X 章 实验与结果分析</w:t>
+      </w:r>
+    </w:p>
+    <w:p>
+      <w:pPr>
+        <w:rPr>
+          <w:rFonts w:hint="eastAsia"/>
+        </w:rPr>
+      </w:pPr>
+      <w:r>
+        <w:pict w14:anchorId="0306987C">
           <v:rect id="_x0000_i1026" style="width:0;height:1.5pt" o:hralign="center" o:hrstd="t" o:hr="t" fillcolor="#a0a0a0" stroked="f"/>
         </w:pict>
       </w:r>
     </w:p>
     <w:p>
       <w:pPr>
-        <w:pStyle w:val="2"/>
-      </w:pPr>
-      <w:r>
-        <w:t>实验大纲结构（推荐用于论文）</w:t>
-      </w:r>
-    </w:p>
-    <w:p>
-      <w:pPr>
         <w:pStyle w:val="3"/>
-      </w:pPr>
-      <w:r>
-        <w:t>第 X 章 实验与结果分析</w:t>
-      </w:r>
-    </w:p>
-    <w:p>
-      <w:r>
-        <w:pict w14:anchorId="0306987C">
+        <w:rPr>
+          <w:rFonts w:hint="eastAsia"/>
+        </w:rPr>
+      </w:pPr>
+      <w:r>
+        <w:t>X.1 实验平台与实现细节</w:t>
+      </w:r>
+    </w:p>
+    <w:p>
+      <w:pPr>
+        <w:pStyle w:val="af2"/>
+        <w:numPr>
+          <w:ilvl w:val="0"/>
+          <w:numId w:val="2"/>
+        </w:numPr>
+        <w:rPr>
+          <w:rFonts w:hint="eastAsia"/>
+        </w:rPr>
+      </w:pPr>
+      <w:r>
+        <w:rPr>
+          <w:rStyle w:val="af3"/>
+        </w:rPr>
+        <w:t>系统框架</w:t>
+      </w:r>
+    </w:p>
+    <w:p>
+      <w:pPr>
+        <w:pStyle w:val="af2"/>
+        <w:numPr>
+          <w:ilvl w:val="1"/>
+          <w:numId w:val="2"/>
+        </w:numPr>
+        <w:rPr>
+          <w:rFonts w:hint="eastAsia"/>
+        </w:rPr>
+      </w:pPr>
+      <w:r>
+        <w:t>基线系统：ORB-SLAM2（或 DSO / 自定义直接法）</w:t>
+      </w:r>
+    </w:p>
+    <w:p>
+      <w:pPr>
+        <w:pStyle w:val="af2"/>
+        <w:numPr>
+          <w:ilvl w:val="1"/>
+          <w:numId w:val="2"/>
+        </w:numPr>
+        <w:rPr>
+          <w:rFonts w:hint="eastAsia"/>
+        </w:rPr>
+      </w:pPr>
+      <w:r>
+        <w:t>扩展模块：</w:t>
+      </w:r>
+    </w:p>
+    <w:p>
+      <w:pPr>
+        <w:pStyle w:val="af2"/>
+        <w:numPr>
+          <w:ilvl w:val="2"/>
+          <w:numId w:val="2"/>
+        </w:numPr>
+        <w:rPr>
+          <w:rFonts w:hint="eastAsia"/>
+        </w:rPr>
+      </w:pPr>
+      <w:r>
+        <w:t>局部梯度能量加权光度建图</w:t>
+      </w:r>
+    </w:p>
+    <w:p>
+      <w:pPr>
+        <w:pStyle w:val="af2"/>
+        <w:numPr>
+          <w:ilvl w:val="2"/>
+          <w:numId w:val="2"/>
+        </w:numPr>
+        <w:rPr>
+          <w:rFonts w:hint="eastAsia"/>
+        </w:rPr>
+      </w:pPr>
+      <w:r>
+        <w:t>语义感知动态抑制建图</w:t>
+      </w:r>
+    </w:p>
+    <w:p>
+      <w:pPr>
+        <w:pStyle w:val="af2"/>
+        <w:numPr>
+          <w:ilvl w:val="0"/>
+          <w:numId w:val="2"/>
+        </w:numPr>
+        <w:rPr>
+          <w:rFonts w:hint="eastAsia"/>
+        </w:rPr>
+      </w:pPr>
+      <w:r>
+        <w:rPr>
+          <w:rStyle w:val="af3"/>
+        </w:rPr>
+        <w:t>硬件与软件环境</w:t>
+      </w:r>
+    </w:p>
+    <w:p>
+      <w:pPr>
+        <w:pStyle w:val="af2"/>
+        <w:numPr>
+          <w:ilvl w:val="1"/>
+          <w:numId w:val="2"/>
+        </w:numPr>
+        <w:rPr>
+          <w:rFonts w:hint="eastAsia"/>
+        </w:rPr>
+      </w:pPr>
+      <w:r>
+        <w:t>CPU / GPU</w:t>
+      </w:r>
+    </w:p>
+    <w:p>
+      <w:pPr>
+        <w:pStyle w:val="af2"/>
+        <w:numPr>
+          <w:ilvl w:val="1"/>
+          <w:numId w:val="2"/>
+        </w:numPr>
+        <w:rPr>
+          <w:rFonts w:hint="eastAsia"/>
+        </w:rPr>
+      </w:pPr>
+      <w:r>
+        <w:t>Ubuntu 版本</w:t>
+      </w:r>
+    </w:p>
+    <w:p>
+      <w:pPr>
+        <w:pStyle w:val="af2"/>
+        <w:numPr>
+          <w:ilvl w:val="1"/>
+          <w:numId w:val="2"/>
+        </w:numPr>
+        <w:rPr>
+          <w:rFonts w:hint="eastAsia"/>
+        </w:rPr>
+      </w:pPr>
+      <w:r>
+        <w:t>ROS / 非 ROS</w:t>
+      </w:r>
+    </w:p>
+    <w:p>
+      <w:pPr>
+        <w:pStyle w:val="af2"/>
+        <w:numPr>
+          <w:ilvl w:val="0"/>
+          <w:numId w:val="2"/>
+        </w:numPr>
+        <w:rPr>
+          <w:rFonts w:hint="eastAsia"/>
+        </w:rPr>
+      </w:pPr>
+      <w:r>
+        <w:rPr>
+          <w:rStyle w:val="af3"/>
+        </w:rPr>
+        <w:t>语义分割网络</w:t>
+      </w:r>
+    </w:p>
+    <w:p>
+      <w:pPr>
+        <w:pStyle w:val="af2"/>
+        <w:numPr>
+          <w:ilvl w:val="1"/>
+          <w:numId w:val="2"/>
+        </w:numPr>
+        <w:rPr>
+          <w:rFonts w:hint="eastAsia"/>
+        </w:rPr>
+      </w:pPr>
+      <w:r>
+        <w:t>网络结构（如 DeepLab / YOLOv8-Seg）</w:t>
+      </w:r>
+    </w:p>
+    <w:p>
+      <w:pPr>
+        <w:pStyle w:val="af2"/>
+        <w:numPr>
+          <w:ilvl w:val="1"/>
+          <w:numId w:val="2"/>
+        </w:numPr>
+        <w:rPr>
+          <w:rFonts w:hint="eastAsia"/>
+        </w:rPr>
+      </w:pPr>
+      <w:r>
+        <w:t>推理频率与输入分辨率</w:t>
+      </w:r>
+    </w:p>
+    <w:p>
+      <w:pPr>
+        <w:pStyle w:val="af2"/>
+        <w:numPr>
+          <w:ilvl w:val="0"/>
+          <w:numId w:val="2"/>
+        </w:numPr>
+        <w:rPr>
+          <w:rFonts w:hint="eastAsia"/>
+        </w:rPr>
+      </w:pPr>
+      <w:r>
+        <w:rPr>
+          <w:rStyle w:val="af3"/>
+        </w:rPr>
+        <w:t>参数设置</w:t>
+      </w:r>
+    </w:p>
+    <w:p>
+      <w:pPr>
+        <w:pStyle w:val="af2"/>
+        <w:numPr>
+          <w:ilvl w:val="1"/>
+          <w:numId w:val="2"/>
+        </w:numPr>
+        <w:rPr>
+          <w:rFonts w:hint="eastAsia"/>
+        </w:rPr>
+      </w:pPr>
+      <w:r>
+        <w:t>LGE 窗口大小 Ω</w:t>
+      </w:r>
+    </w:p>
+    <w:p>
+      <w:pPr>
+        <w:pStyle w:val="af2"/>
+        <w:numPr>
+          <w:ilvl w:val="1"/>
+          <w:numId w:val="2"/>
+        </w:numPr>
+        <w:rPr>
+          <w:rFonts w:hint="eastAsia"/>
+        </w:rPr>
+      </w:pPr>
+      <w:r>
+        <w:t>ε、τ_sem 等关键阈值</w:t>
+      </w:r>
+    </w:p>
+    <w:p>
+      <w:pPr>
+        <w:pStyle w:val="af2"/>
+        <w:rPr>
+          <w:rFonts w:hint="eastAsia"/>
+        </w:rPr>
+      </w:pPr>
+      <w:r>
+        <w:t>目的：保证实验可复现，参数来源清晰。</w:t>
+      </w:r>
+    </w:p>
+    <w:p>
+      <w:pPr>
+        <w:rPr>
+          <w:rFonts w:hint="eastAsia"/>
+        </w:rPr>
+      </w:pPr>
+      <w:r>
+        <w:pict w14:anchorId="2F146EEA">
           <v:rect id="_x0000_i1027" style="width:0;height:1.5pt" o:hralign="center" o:hrstd="t" o:hr="t" fillcolor="#a0a0a0" stroked="f"/>
         </w:pict>
       </w:r>
@@ -146,9 +420,35 @@
     <w:p>
       <w:pPr>
         <w:pStyle w:val="3"/>
-      </w:pPr>
-      <w:r>
-        <w:t>X.1 实验平台与实现细节</w:t>
+        <w:rPr>
+          <w:rFonts w:hint="eastAsia"/>
+        </w:rPr>
+      </w:pPr>
+      <w:r>
+        <w:lastRenderedPageBreak/>
+        <w:t>X.2 数据集与场景划分</w:t>
+      </w:r>
+    </w:p>
+    <w:p>
+      <w:pPr>
+        <w:pStyle w:val="4"/>
+        <w:rPr>
+          <w:rFonts w:hint="eastAsia"/>
+        </w:rPr>
+      </w:pPr>
+      <w:r>
+        <w:t>X.2.1 弱纹理场景数据集（验证 LGE）</w:t>
+      </w:r>
+    </w:p>
+    <w:p>
+      <w:pPr>
+        <w:pStyle w:val="af2"/>
+        <w:rPr>
+          <w:rFonts w:hint="eastAsia"/>
+        </w:rPr>
+      </w:pPr>
+      <w:r>
+        <w:t>可选类型：</w:t>
       </w:r>
     </w:p>
     <w:p>
@@ -156,62 +456,14 @@
         <w:pStyle w:val="af2"/>
         <w:numPr>
           <w:ilvl w:val="0"/>
-          <w:numId w:val="2"/>
-        </w:numPr>
-      </w:pPr>
-      <w:r>
-        <w:rPr>
-          <w:rStyle w:val="af3"/>
-        </w:rPr>
-        <w:t>系统框架</w:t>
-      </w:r>
-    </w:p>
-    <w:p>
-      <w:pPr>
-        <w:pStyle w:val="af2"/>
-        <w:numPr>
-          <w:ilvl w:val="1"/>
-          <w:numId w:val="2"/>
-        </w:numPr>
-      </w:pPr>
-      <w:r>
-        <w:t>基线系统：ORB-SLAM2（或 DSO / 自定义直接法）</w:t>
-      </w:r>
-    </w:p>
-    <w:p>
-      <w:pPr>
-        <w:pStyle w:val="af2"/>
-        <w:numPr>
-          <w:ilvl w:val="1"/>
-          <w:numId w:val="2"/>
-        </w:numPr>
-      </w:pPr>
-      <w:r>
-        <w:t>扩展模块：</w:t>
-      </w:r>
-    </w:p>
-    <w:p>
-      <w:pPr>
-        <w:pStyle w:val="af2"/>
-        <w:numPr>
-          <w:ilvl w:val="2"/>
-          <w:numId w:val="2"/>
-        </w:numPr>
-      </w:pPr>
-      <w:r>
-        <w:t>局部梯度能量加权光度建图</w:t>
-      </w:r>
-    </w:p>
-    <w:p>
-      <w:pPr>
-        <w:pStyle w:val="af2"/>
-        <w:numPr>
-          <w:ilvl w:val="2"/>
-          <w:numId w:val="2"/>
-        </w:numPr>
-      </w:pPr>
-      <w:r>
-        <w:t>语义感知动态抑制建图</w:t>
+          <w:numId w:val="3"/>
+        </w:numPr>
+        <w:rPr>
+          <w:rFonts w:hint="eastAsia"/>
+        </w:rPr>
+      </w:pPr>
+      <w:r>
+        <w:t>室内走廊 / 白墙</w:t>
       </w:r>
     </w:p>
     <w:p>
@@ -219,50 +471,14 @@
         <w:pStyle w:val="af2"/>
         <w:numPr>
           <w:ilvl w:val="0"/>
-          <w:numId w:val="2"/>
-        </w:numPr>
-      </w:pPr>
-      <w:r>
-        <w:rPr>
-          <w:rStyle w:val="af3"/>
-        </w:rPr>
-        <w:t>硬件与软件环境</w:t>
-      </w:r>
-    </w:p>
-    <w:p>
-      <w:pPr>
-        <w:pStyle w:val="af2"/>
-        <w:numPr>
-          <w:ilvl w:val="1"/>
-          <w:numId w:val="2"/>
-        </w:numPr>
-      </w:pPr>
-      <w:r>
-        <w:t>CPU / GPU</w:t>
-      </w:r>
-    </w:p>
-    <w:p>
-      <w:pPr>
-        <w:pStyle w:val="af2"/>
-        <w:numPr>
-          <w:ilvl w:val="1"/>
-          <w:numId w:val="2"/>
-        </w:numPr>
-      </w:pPr>
-      <w:r>
-        <w:t>Ubuntu 版本</w:t>
-      </w:r>
-    </w:p>
-    <w:p>
-      <w:pPr>
-        <w:pStyle w:val="af2"/>
-        <w:numPr>
-          <w:ilvl w:val="1"/>
-          <w:numId w:val="2"/>
-        </w:numPr>
-      </w:pPr>
-      <w:r>
-        <w:t>ROS / 非 ROS</w:t>
+          <w:numId w:val="3"/>
+        </w:numPr>
+        <w:rPr>
+          <w:rFonts w:hint="eastAsia"/>
+        </w:rPr>
+      </w:pPr>
+      <w:r>
+        <w:t>地面、天花板占主导</w:t>
       </w:r>
     </w:p>
     <w:p>
@@ -270,38 +486,25 @@
         <w:pStyle w:val="af2"/>
         <w:numPr>
           <w:ilvl w:val="0"/>
-          <w:numId w:val="2"/>
-        </w:numPr>
-      </w:pPr>
-      <w:r>
-        <w:rPr>
-          <w:rStyle w:val="af3"/>
-        </w:rPr>
-        <w:t>语义分割网络</w:t>
-      </w:r>
-    </w:p>
-    <w:p>
-      <w:pPr>
-        <w:pStyle w:val="af2"/>
-        <w:numPr>
-          <w:ilvl w:val="1"/>
-          <w:numId w:val="2"/>
-        </w:numPr>
-      </w:pPr>
-      <w:r>
-        <w:t>网络结构（如 DeepLab / YOLOv8-Seg）</w:t>
-      </w:r>
-    </w:p>
-    <w:p>
-      <w:pPr>
-        <w:pStyle w:val="af2"/>
-        <w:numPr>
-          <w:ilvl w:val="1"/>
-          <w:numId w:val="2"/>
-        </w:numPr>
-      </w:pPr>
-      <w:r>
-        <w:t>推理频率与输入分辨率</w:t>
+          <w:numId w:val="3"/>
+        </w:numPr>
+        <w:rPr>
+          <w:rFonts w:hint="eastAsia"/>
+        </w:rPr>
+      </w:pPr>
+      <w:r>
+        <w:t>大平面、低重复纹理</w:t>
+      </w:r>
+    </w:p>
+    <w:p>
+      <w:pPr>
+        <w:pStyle w:val="af2"/>
+        <w:rPr>
+          <w:rFonts w:hint="eastAsia"/>
+        </w:rPr>
+      </w:pPr>
+      <w:r>
+        <w:t>可用数据集：</w:t>
       </w:r>
     </w:p>
     <w:p>
@@ -309,52 +512,177 @@
         <w:pStyle w:val="af2"/>
         <w:numPr>
           <w:ilvl w:val="0"/>
-          <w:numId w:val="2"/>
-        </w:numPr>
-      </w:pPr>
-      <w:r>
-        <w:rPr>
-          <w:rStyle w:val="af3"/>
-        </w:rPr>
-        <w:t>参数设置</w:t>
-      </w:r>
-    </w:p>
-    <w:p>
-      <w:pPr>
-        <w:pStyle w:val="af2"/>
-        <w:numPr>
-          <w:ilvl w:val="1"/>
-          <w:numId w:val="2"/>
-        </w:numPr>
-      </w:pPr>
-      <w:r>
-        <w:t>LGE 窗口大小 Ω</w:t>
-      </w:r>
-    </w:p>
-    <w:p>
-      <w:pPr>
-        <w:pStyle w:val="af2"/>
-        <w:numPr>
-          <w:ilvl w:val="1"/>
-          <w:numId w:val="2"/>
-        </w:numPr>
-      </w:pPr>
-      <w:r>
-        <w:t>ε、τ_sem 等关键阈值</w:t>
-      </w:r>
-    </w:p>
-    <w:p>
-      <w:pPr>
-        <w:pStyle w:val="af2"/>
-      </w:pPr>
-      <w:r>
-        <w:lastRenderedPageBreak/>
-        <w:t>目的：保证实验可复现，参数来源清晰。</w:t>
-      </w:r>
-    </w:p>
-    <w:p>
-      <w:r>
-        <w:pict w14:anchorId="2F146EEA">
+          <w:numId w:val="4"/>
+        </w:numPr>
+        <w:rPr>
+          <w:rFonts w:hint="eastAsia"/>
+        </w:rPr>
+      </w:pPr>
+      <w:r>
+        <w:t>TUM RGB-D（fr3_structure_notexture）</w:t>
+      </w:r>
+    </w:p>
+    <w:p>
+      <w:pPr>
+        <w:pStyle w:val="af2"/>
+        <w:numPr>
+          <w:ilvl w:val="0"/>
+          <w:numId w:val="4"/>
+        </w:numPr>
+        <w:rPr>
+          <w:rFonts w:hint="eastAsia"/>
+        </w:rPr>
+      </w:pPr>
+      <w:r>
+        <w:t>EuRoC（V1_01_easy 的部分序列）</w:t>
+      </w:r>
+    </w:p>
+    <w:p>
+      <w:pPr>
+        <w:pStyle w:val="af2"/>
+        <w:numPr>
+          <w:ilvl w:val="0"/>
+          <w:numId w:val="4"/>
+        </w:numPr>
+        <w:rPr>
+          <w:rFonts w:hint="eastAsia"/>
+        </w:rPr>
+      </w:pPr>
+      <w:r>
+        <w:t>自采集弱纹理序列（加分）</w:t>
+      </w:r>
+    </w:p>
+    <w:p>
+      <w:pPr>
+        <w:pStyle w:val="4"/>
+        <w:rPr>
+          <w:rFonts w:hint="eastAsia"/>
+        </w:rPr>
+      </w:pPr>
+      <w:r>
+        <w:t>X.2.2 动态场景数据集（验证语义分割）</w:t>
+      </w:r>
+    </w:p>
+    <w:p>
+      <w:pPr>
+        <w:pStyle w:val="af2"/>
+        <w:rPr>
+          <w:rFonts w:hint="eastAsia"/>
+        </w:rPr>
+      </w:pPr>
+      <w:r>
+        <w:t>可选类型：</w:t>
+      </w:r>
+    </w:p>
+    <w:p>
+      <w:pPr>
+        <w:pStyle w:val="af2"/>
+        <w:numPr>
+          <w:ilvl w:val="0"/>
+          <w:numId w:val="5"/>
+        </w:numPr>
+        <w:rPr>
+          <w:rFonts w:hint="eastAsia"/>
+        </w:rPr>
+      </w:pPr>
+      <w:r>
+        <w:t>行人频繁出现</w:t>
+      </w:r>
+    </w:p>
+    <w:p>
+      <w:pPr>
+        <w:pStyle w:val="af2"/>
+        <w:numPr>
+          <w:ilvl w:val="0"/>
+          <w:numId w:val="5"/>
+        </w:numPr>
+        <w:rPr>
+          <w:rFonts w:hint="eastAsia"/>
+        </w:rPr>
+      </w:pPr>
+      <w:r>
+        <w:t>车辆穿行</w:t>
+      </w:r>
+    </w:p>
+    <w:p>
+      <w:pPr>
+        <w:pStyle w:val="af2"/>
+        <w:numPr>
+          <w:ilvl w:val="0"/>
+          <w:numId w:val="5"/>
+        </w:numPr>
+        <w:rPr>
+          <w:rFonts w:hint="eastAsia"/>
+        </w:rPr>
+      </w:pPr>
+      <w:r>
+        <w:t>动态遮挡</w:t>
+      </w:r>
+    </w:p>
+    <w:p>
+      <w:pPr>
+        <w:pStyle w:val="af2"/>
+        <w:rPr>
+          <w:rFonts w:hint="eastAsia"/>
+        </w:rPr>
+      </w:pPr>
+      <w:r>
+        <w:t>可用数据集：</w:t>
+      </w:r>
+    </w:p>
+    <w:p>
+      <w:pPr>
+        <w:pStyle w:val="af2"/>
+        <w:numPr>
+          <w:ilvl w:val="0"/>
+          <w:numId w:val="6"/>
+        </w:numPr>
+        <w:rPr>
+          <w:rFonts w:hint="eastAsia"/>
+        </w:rPr>
+      </w:pPr>
+      <w:r>
+        <w:t>TUM RGB-D dynamic sequences</w:t>
+      </w:r>
+    </w:p>
+    <w:p>
+      <w:pPr>
+        <w:pStyle w:val="af2"/>
+        <w:numPr>
+          <w:ilvl w:val="0"/>
+          <w:numId w:val="6"/>
+        </w:numPr>
+        <w:rPr>
+          <w:rFonts w:hint="eastAsia"/>
+        </w:rPr>
+      </w:pPr>
+      <w:r>
+        <w:t>KITTI（城市场景）</w:t>
+      </w:r>
+    </w:p>
+    <w:p>
+      <w:pPr>
+        <w:pStyle w:val="af2"/>
+        <w:numPr>
+          <w:ilvl w:val="0"/>
+          <w:numId w:val="6"/>
+        </w:numPr>
+        <w:rPr>
+          <w:rFonts w:hint="eastAsia"/>
+        </w:rPr>
+      </w:pPr>
+      <w:r>
+        <w:t>自采集动态室内场景</w:t>
+      </w:r>
+    </w:p>
+    <w:p>
+      <w:pPr>
+        <w:rPr>
+          <w:rFonts w:hint="eastAsia"/>
+        </w:rPr>
+      </w:pPr>
+      <w:r>
+        <w:pict w14:anchorId="3DEFE4BF">
           <v:rect id="_x0000_i1028" style="width:0;height:1.5pt" o:hralign="center" o:hrstd="t" o:hr="t" fillcolor="#a0a0a0" stroked="f"/>
         </w:pict>
       </w:r>
@@ -362,25 +690,34 @@
     <w:p>
       <w:pPr>
         <w:pStyle w:val="3"/>
-      </w:pPr>
-      <w:r>
-        <w:t>X.2 数据集与场景划分</w:t>
+        <w:rPr>
+          <w:rFonts w:hint="eastAsia"/>
+        </w:rPr>
+      </w:pPr>
+      <w:r>
+        <w:t>X.3 局部梯度能量（LGE）模块验证实验</w:t>
       </w:r>
     </w:p>
     <w:p>
       <w:pPr>
         <w:pStyle w:val="4"/>
-      </w:pPr>
-      <w:r>
-        <w:t>X.2.1 弱纹理场景数据集（验证 LGE）</w:t>
-      </w:r>
-    </w:p>
-    <w:p>
-      <w:pPr>
-        <w:pStyle w:val="af2"/>
-      </w:pPr>
-      <w:r>
-        <w:t>可选类型：</w:t>
+        <w:rPr>
+          <w:rFonts w:hint="eastAsia"/>
+        </w:rPr>
+      </w:pPr>
+      <w:r>
+        <w:t>X.3.1 实验设置（对照实验）</w:t>
+      </w:r>
+    </w:p>
+    <w:p>
+      <w:pPr>
+        <w:pStyle w:val="af2"/>
+        <w:rPr>
+          <w:rFonts w:hint="eastAsia"/>
+        </w:rPr>
+      </w:pPr>
+      <w:r>
+        <w:t>对比方法：</w:t>
       </w:r>
     </w:p>
     <w:p>
@@ -388,11 +725,14 @@
         <w:pStyle w:val="af2"/>
         <w:numPr>
           <w:ilvl w:val="0"/>
-          <w:numId w:val="3"/>
-        </w:numPr>
-      </w:pPr>
-      <w:r>
-        <w:t>室内走廊 / 白墙</w:t>
+          <w:numId w:val="7"/>
+        </w:numPr>
+        <w:rPr>
+          <w:rFonts w:hint="eastAsia"/>
+        </w:rPr>
+      </w:pPr>
+      <w:r>
+        <w:t>Baseline（无光度 / 无 LGE）</w:t>
       </w:r>
     </w:p>
     <w:p>
@@ -400,11 +740,14 @@
         <w:pStyle w:val="af2"/>
         <w:numPr>
           <w:ilvl w:val="0"/>
-          <w:numId w:val="3"/>
-        </w:numPr>
-      </w:pPr>
-      <w:r>
-        <w:t>地面、天花板占主导</w:t>
+          <w:numId w:val="7"/>
+        </w:numPr>
+        <w:rPr>
+          <w:rFonts w:hint="eastAsia"/>
+        </w:rPr>
+      </w:pPr>
+      <w:r>
+        <w:t>Photometric（标准光度一致性）</w:t>
       </w:r>
     </w:p>
     <w:p>
@@ -412,19 +755,29 @@
         <w:pStyle w:val="af2"/>
         <w:numPr>
           <w:ilvl w:val="0"/>
-          <w:numId w:val="3"/>
-        </w:numPr>
-      </w:pPr>
-      <w:r>
-        <w:t>大平面、低重复纹理</w:t>
-      </w:r>
-    </w:p>
-    <w:p>
-      <w:pPr>
-        <w:pStyle w:val="af2"/>
-      </w:pPr>
-      <w:r>
-        <w:t>可用数据集：</w:t>
+          <w:numId w:val="7"/>
+        </w:numPr>
+        <w:rPr>
+          <w:rFonts w:hint="eastAsia"/>
+        </w:rPr>
+      </w:pPr>
+      <w:r>
+        <w:rPr>
+          <w:rStyle w:val="af3"/>
+        </w:rPr>
+        <w:t>Photometric + LGE（本文方法）</w:t>
+      </w:r>
+    </w:p>
+    <w:p>
+      <w:pPr>
+        <w:pStyle w:val="af2"/>
+        <w:rPr>
+          <w:rFonts w:hint="eastAsia"/>
+        </w:rPr>
+      </w:pPr>
+      <w:r>
+        <w:lastRenderedPageBreak/>
+        <w:t>保持：</w:t>
       </w:r>
     </w:p>
     <w:p>
@@ -432,11 +785,14 @@
         <w:pStyle w:val="af2"/>
         <w:numPr>
           <w:ilvl w:val="0"/>
-          <w:numId w:val="4"/>
-        </w:numPr>
-      </w:pPr>
-      <w:r>
-        <w:t>TUM RGB-D（fr3_structure_notexture）</w:t>
+          <w:numId w:val="8"/>
+        </w:numPr>
+        <w:rPr>
+          <w:rFonts w:hint="eastAsia"/>
+        </w:rPr>
+      </w:pPr>
+      <w:r>
+        <w:t>特征提取方式一致</w:t>
       </w:r>
     </w:p>
     <w:p>
@@ -444,11 +800,25 @@
         <w:pStyle w:val="af2"/>
         <w:numPr>
           <w:ilvl w:val="0"/>
-          <w:numId w:val="4"/>
-        </w:numPr>
-      </w:pPr>
-      <w:r>
-        <w:t>EuRoC（V1_01_easy 的部分序列）</w:t>
+          <w:numId w:val="8"/>
+        </w:numPr>
+        <w:rPr>
+          <w:rFonts w:hint="eastAsia"/>
+        </w:rPr>
+      </w:pPr>
+      <w:r>
+        <w:t>优化策略一致</w:t>
+      </w:r>
+    </w:p>
+    <w:p>
+      <w:pPr>
+        <w:pStyle w:val="4"/>
+        <w:rPr>
+          <w:rFonts w:hint="eastAsia"/>
+        </w:rPr>
+      </w:pPr>
+      <w:r>
+        <w:t>X.3.2 定量评价指标</w:t>
       </w:r>
     </w:p>
     <w:p>
@@ -456,27 +826,165 @@
         <w:pStyle w:val="af2"/>
         <w:numPr>
           <w:ilvl w:val="0"/>
-          <w:numId w:val="4"/>
-        </w:numPr>
-      </w:pPr>
-      <w:r>
-        <w:t>自采集弱纹理序列（加分）</w:t>
+          <w:numId w:val="9"/>
+        </w:numPr>
+        <w:rPr>
+          <w:rFonts w:hint="eastAsia"/>
+        </w:rPr>
+      </w:pPr>
+      <w:r>
+        <w:rPr>
+          <w:rStyle w:val="af3"/>
+        </w:rPr>
+        <w:t>位姿精度</w:t>
+      </w:r>
+    </w:p>
+    <w:p>
+      <w:pPr>
+        <w:pStyle w:val="af2"/>
+        <w:numPr>
+          <w:ilvl w:val="1"/>
+          <w:numId w:val="9"/>
+        </w:numPr>
+        <w:rPr>
+          <w:rFonts w:hint="eastAsia"/>
+        </w:rPr>
+      </w:pPr>
+      <w:r>
+        <w:t>ATE（Absolute Trajectory Error）</w:t>
+      </w:r>
+    </w:p>
+    <w:p>
+      <w:pPr>
+        <w:pStyle w:val="af2"/>
+        <w:numPr>
+          <w:ilvl w:val="1"/>
+          <w:numId w:val="9"/>
+        </w:numPr>
+        <w:rPr>
+          <w:rFonts w:hint="eastAsia"/>
+        </w:rPr>
+      </w:pPr>
+      <w:r>
+        <w:t>RPE（Relative Pose Error）</w:t>
+      </w:r>
+    </w:p>
+    <w:p>
+      <w:pPr>
+        <w:pStyle w:val="af2"/>
+        <w:numPr>
+          <w:ilvl w:val="0"/>
+          <w:numId w:val="9"/>
+        </w:numPr>
+        <w:rPr>
+          <w:rFonts w:hint="eastAsia"/>
+        </w:rPr>
+      </w:pPr>
+      <w:r>
+        <w:rPr>
+          <w:rStyle w:val="af3"/>
+        </w:rPr>
+        <w:t>建图质量</w:t>
+      </w:r>
+    </w:p>
+    <w:p>
+      <w:pPr>
+        <w:pStyle w:val="af2"/>
+        <w:numPr>
+          <w:ilvl w:val="1"/>
+          <w:numId w:val="9"/>
+        </w:numPr>
+        <w:rPr>
+          <w:rFonts w:hint="eastAsia"/>
+        </w:rPr>
+      </w:pPr>
+      <w:r>
+        <w:t>地图点数量</w:t>
+      </w:r>
+    </w:p>
+    <w:p>
+      <w:pPr>
+        <w:pStyle w:val="af2"/>
+        <w:numPr>
+          <w:ilvl w:val="1"/>
+          <w:numId w:val="9"/>
+        </w:numPr>
+        <w:rPr>
+          <w:rFonts w:hint="eastAsia"/>
+        </w:rPr>
+      </w:pPr>
+      <w:r>
+        <w:t>地图点空间分布均匀性</w:t>
+      </w:r>
+    </w:p>
+    <w:p>
+      <w:pPr>
+        <w:pStyle w:val="af2"/>
+        <w:numPr>
+          <w:ilvl w:val="0"/>
+          <w:numId w:val="9"/>
+        </w:numPr>
+        <w:rPr>
+          <w:rFonts w:hint="eastAsia"/>
+        </w:rPr>
+      </w:pPr>
+      <w:r>
+        <w:rPr>
+          <w:rStyle w:val="af3"/>
+        </w:rPr>
+        <w:t>跟踪稳定性</w:t>
+      </w:r>
+    </w:p>
+    <w:p>
+      <w:pPr>
+        <w:pStyle w:val="af2"/>
+        <w:numPr>
+          <w:ilvl w:val="1"/>
+          <w:numId w:val="9"/>
+        </w:numPr>
+        <w:rPr>
+          <w:rFonts w:hint="eastAsia"/>
+        </w:rPr>
+      </w:pPr>
+      <w:r>
+        <w:t>跟踪丢失次数</w:t>
+      </w:r>
+    </w:p>
+    <w:p>
+      <w:pPr>
+        <w:pStyle w:val="af2"/>
+        <w:numPr>
+          <w:ilvl w:val="1"/>
+          <w:numId w:val="9"/>
+        </w:numPr>
+        <w:rPr>
+          <w:rFonts w:hint="eastAsia"/>
+        </w:rPr>
+      </w:pPr>
+      <w:r>
+        <w:t>重定位成功率</w:t>
       </w:r>
     </w:p>
     <w:p>
       <w:pPr>
         <w:pStyle w:val="4"/>
-      </w:pPr>
-      <w:r>
-        <w:t>X.2.2 动态场景数据集（验证语义分割）</w:t>
-      </w:r>
-    </w:p>
-    <w:p>
-      <w:pPr>
-        <w:pStyle w:val="af2"/>
-      </w:pPr>
-      <w:r>
-        <w:t>可选类型：</w:t>
+        <w:rPr>
+          <w:rFonts w:hint="eastAsia"/>
+        </w:rPr>
+      </w:pPr>
+      <w:r>
+        <w:t>X.3.3 结果分析</w:t>
+      </w:r>
+    </w:p>
+    <w:p>
+      <w:pPr>
+        <w:pStyle w:val="af2"/>
+        <w:rPr>
+          <w:rFonts w:hint="eastAsia"/>
+        </w:rPr>
+      </w:pPr>
+      <w:r>
+        <w:t>重点分析：</w:t>
       </w:r>
     </w:p>
     <w:p>
@@ -484,11 +992,44 @@
         <w:pStyle w:val="af2"/>
         <w:numPr>
           <w:ilvl w:val="0"/>
-          <w:numId w:val="5"/>
-        </w:numPr>
-      </w:pPr>
-      <w:r>
-        <w:t>行人频繁出现</w:t>
+          <w:numId w:val="10"/>
+        </w:numPr>
+        <w:rPr>
+          <w:rFonts w:hint="eastAsia"/>
+        </w:rPr>
+      </w:pPr>
+      <w:r>
+        <w:t>弱纹理区域中：</w:t>
+      </w:r>
+    </w:p>
+    <w:p>
+      <w:pPr>
+        <w:pStyle w:val="af2"/>
+        <w:numPr>
+          <w:ilvl w:val="1"/>
+          <w:numId w:val="10"/>
+        </w:numPr>
+        <w:rPr>
+          <w:rFonts w:hint="eastAsia"/>
+        </w:rPr>
+      </w:pPr>
+      <w:r>
+        <w:t>LGE 是否提高了有效观测比例</w:t>
+      </w:r>
+    </w:p>
+    <w:p>
+      <w:pPr>
+        <w:pStyle w:val="af2"/>
+        <w:numPr>
+          <w:ilvl w:val="1"/>
+          <w:numId w:val="10"/>
+        </w:numPr>
+        <w:rPr>
+          <w:rFonts w:hint="eastAsia"/>
+        </w:rPr>
+      </w:pPr>
+      <w:r>
+        <w:t>是否减少位姿抖动</w:t>
       </w:r>
     </w:p>
     <w:p>
@@ -496,72 +1037,24 @@
         <w:pStyle w:val="af2"/>
         <w:numPr>
           <w:ilvl w:val="0"/>
-          <w:numId w:val="5"/>
-        </w:numPr>
-      </w:pPr>
-      <w:r>
-        <w:t>车辆穿行</w:t>
-      </w:r>
-    </w:p>
-    <w:p>
-      <w:pPr>
-        <w:pStyle w:val="af2"/>
-        <w:numPr>
-          <w:ilvl w:val="0"/>
-          <w:numId w:val="5"/>
-        </w:numPr>
-      </w:pPr>
-      <w:r>
-        <w:t>动态遮挡</w:t>
-      </w:r>
-    </w:p>
-    <w:p>
-      <w:pPr>
-        <w:pStyle w:val="af2"/>
-      </w:pPr>
-      <w:r>
-        <w:t>可用数据集：</w:t>
-      </w:r>
-    </w:p>
-    <w:p>
-      <w:pPr>
-        <w:pStyle w:val="af2"/>
-        <w:numPr>
-          <w:ilvl w:val="0"/>
-          <w:numId w:val="6"/>
-        </w:numPr>
-      </w:pPr>
-      <w:r>
-        <w:t>TUM RGB-D dynamic sequences</w:t>
-      </w:r>
-    </w:p>
-    <w:p>
-      <w:pPr>
-        <w:pStyle w:val="af2"/>
-        <w:numPr>
-          <w:ilvl w:val="0"/>
-          <w:numId w:val="6"/>
-        </w:numPr>
-      </w:pPr>
-      <w:r>
-        <w:t>KITTI（城市场景）</w:t>
-      </w:r>
-    </w:p>
-    <w:p>
-      <w:pPr>
-        <w:pStyle w:val="af2"/>
-        <w:numPr>
-          <w:ilvl w:val="0"/>
-          <w:numId w:val="6"/>
-        </w:numPr>
-      </w:pPr>
-      <w:r>
-        <w:t>自采集动态室内场景</w:t>
-      </w:r>
-    </w:p>
-    <w:p>
-      <w:r>
-        <w:pict w14:anchorId="3DEFE4BF">
+          <w:numId w:val="10"/>
+        </w:numPr>
+        <w:rPr>
+          <w:rFonts w:hint="eastAsia"/>
+        </w:rPr>
+      </w:pPr>
+      <w:r>
+        <w:t>与普通光度法相比的改进幅度</w:t>
+      </w:r>
+    </w:p>
+    <w:p>
+      <w:pPr>
+        <w:rPr>
+          <w:rFonts w:hint="eastAsia"/>
+        </w:rPr>
+      </w:pPr>
+      <w:r>
+        <w:pict w14:anchorId="372746C8">
           <v:rect id="_x0000_i1029" style="width:0;height:1.5pt" o:hralign="center" o:hrstd="t" o:hr="t" fillcolor="#a0a0a0" stroked="f"/>
         </w:pict>
       </w:r>
@@ -569,22 +1062,31 @@
     <w:p>
       <w:pPr>
         <w:pStyle w:val="3"/>
-      </w:pPr>
-      <w:r>
-        <w:t>X.3 局部梯度能量（LGE）模块验证实验</w:t>
+        <w:rPr>
+          <w:rFonts w:hint="eastAsia"/>
+        </w:rPr>
+      </w:pPr>
+      <w:r>
+        <w:t>X.4 语义感知建图模块验证实验</w:t>
       </w:r>
     </w:p>
     <w:p>
       <w:pPr>
         <w:pStyle w:val="4"/>
-      </w:pPr>
-      <w:r>
-        <w:t>X.3.1 实验设置（对照实验）</w:t>
-      </w:r>
-    </w:p>
-    <w:p>
-      <w:pPr>
-        <w:pStyle w:val="af2"/>
+        <w:rPr>
+          <w:rFonts w:hint="eastAsia"/>
+        </w:rPr>
+      </w:pPr>
+      <w:r>
+        <w:t>X.4.1 实验设置（动态对照）</w:t>
+      </w:r>
+    </w:p>
+    <w:p>
+      <w:pPr>
+        <w:pStyle w:val="af2"/>
+        <w:rPr>
+          <w:rFonts w:hint="eastAsia"/>
+        </w:rPr>
       </w:pPr>
       <w:r>
         <w:t>对比方法：</w:t>
@@ -595,11 +1097,14 @@
         <w:pStyle w:val="af2"/>
         <w:numPr>
           <w:ilvl w:val="0"/>
-          <w:numId w:val="7"/>
-        </w:numPr>
-      </w:pPr>
-      <w:r>
-        <w:t>Baseline（无光度 / 无 LGE）</w:t>
+          <w:numId w:val="11"/>
+        </w:numPr>
+        <w:rPr>
+          <w:rFonts w:hint="eastAsia"/>
+        </w:rPr>
+      </w:pPr>
+      <w:r>
+        <w:t>Baseline（无语义）</w:t>
       </w:r>
     </w:p>
     <w:p>
@@ -607,12 +1112,74 @@
         <w:pStyle w:val="af2"/>
         <w:numPr>
           <w:ilvl w:val="0"/>
-          <w:numId w:val="7"/>
-        </w:numPr>
+          <w:numId w:val="11"/>
+        </w:numPr>
+        <w:rPr>
+          <w:rFonts w:hint="eastAsia"/>
+        </w:rPr>
+      </w:pPr>
+      <w:r>
+        <w:t>剔除动态特征（简单 mask）</w:t>
+      </w:r>
+    </w:p>
+    <w:p>
+      <w:pPr>
+        <w:pStyle w:val="af2"/>
+        <w:numPr>
+          <w:ilvl w:val="0"/>
+          <w:numId w:val="11"/>
+        </w:numPr>
+        <w:rPr>
+          <w:rFonts w:hint="eastAsia"/>
+        </w:rPr>
+      </w:pPr>
+      <w:r>
+        <w:rPr>
+          <w:rStyle w:val="af3"/>
+        </w:rPr>
+        <w:t>语义权重建图（本文方法）</w:t>
+      </w:r>
+    </w:p>
+    <w:p>
+      <w:pPr>
+        <w:pStyle w:val="4"/>
+        <w:rPr>
+          <w:rFonts w:hint="eastAsia"/>
+        </w:rPr>
+      </w:pPr>
+      <w:r>
+        <w:t>X.4.2 定量评价指标</w:t>
+      </w:r>
+    </w:p>
+    <w:p>
+      <w:pPr>
+        <w:pStyle w:val="af2"/>
+        <w:numPr>
+          <w:ilvl w:val="0"/>
+          <w:numId w:val="12"/>
+        </w:numPr>
+        <w:rPr>
+          <w:rFonts w:hint="eastAsia"/>
+        </w:rPr>
+      </w:pPr>
+      <w:r>
+        <w:t>位姿精度（ATE / RPE）</w:t>
+      </w:r>
+    </w:p>
+    <w:p>
+      <w:pPr>
+        <w:pStyle w:val="af2"/>
+        <w:numPr>
+          <w:ilvl w:val="0"/>
+          <w:numId w:val="12"/>
+        </w:numPr>
+        <w:rPr>
+          <w:rFonts w:hint="eastAsia"/>
+        </w:rPr>
       </w:pPr>
       <w:r>
         <w:lastRenderedPageBreak/>
-        <w:t>Photometric（标准光度一致性）</w:t>
+        <w:t>动态区域误差占比</w:t>
       </w:r>
     </w:p>
     <w:p>
@@ -620,22 +1187,14 @@
         <w:pStyle w:val="af2"/>
         <w:numPr>
           <w:ilvl w:val="0"/>
-          <w:numId w:val="7"/>
-        </w:numPr>
-      </w:pPr>
-      <w:r>
-        <w:rPr>
-          <w:rStyle w:val="af3"/>
-        </w:rPr>
-        <w:t>Photometric + LGE（本文方法）</w:t>
-      </w:r>
-    </w:p>
-    <w:p>
-      <w:pPr>
-        <w:pStyle w:val="af2"/>
-      </w:pPr>
-      <w:r>
-        <w:t>保持：</w:t>
+          <w:numId w:val="12"/>
+        </w:numPr>
+        <w:rPr>
+          <w:rFonts w:hint="eastAsia"/>
+        </w:rPr>
+      </w:pPr>
+      <w:r>
+        <w:t>地图点存活率</w:t>
       </w:r>
     </w:p>
     <w:p>
@@ -643,11 +1202,25 @@
         <w:pStyle w:val="af2"/>
         <w:numPr>
           <w:ilvl w:val="0"/>
-          <w:numId w:val="8"/>
-        </w:numPr>
-      </w:pPr>
-      <w:r>
-        <w:t>特征提取方式一致</w:t>
+          <w:numId w:val="12"/>
+        </w:numPr>
+        <w:rPr>
+          <w:rFonts w:hint="eastAsia"/>
+        </w:rPr>
+      </w:pPr>
+      <w:r>
+        <w:t>动态误关联率（可选）</w:t>
+      </w:r>
+    </w:p>
+    <w:p>
+      <w:pPr>
+        <w:pStyle w:val="4"/>
+        <w:rPr>
+          <w:rFonts w:hint="eastAsia"/>
+        </w:rPr>
+      </w:pPr>
+      <w:r>
+        <w:t>X.4.3 定性可视化分析</w:t>
       </w:r>
     </w:p>
     <w:p>
@@ -655,19 +1228,14 @@
         <w:pStyle w:val="af2"/>
         <w:numPr>
           <w:ilvl w:val="0"/>
-          <w:numId w:val="8"/>
-        </w:numPr>
-      </w:pPr>
-      <w:r>
-        <w:t>优化策略一致</w:t>
-      </w:r>
-    </w:p>
-    <w:p>
-      <w:pPr>
-        <w:pStyle w:val="4"/>
-      </w:pPr>
-      <w:r>
-        <w:t>X.3.2 定量评价指标</w:t>
+          <w:numId w:val="13"/>
+        </w:numPr>
+        <w:rPr>
+          <w:rFonts w:hint="eastAsia"/>
+        </w:rPr>
+      </w:pPr>
+      <w:r>
+        <w:t>动态目标区域投影点分布</w:t>
       </w:r>
     </w:p>
     <w:p>
@@ -675,38 +1243,14 @@
         <w:pStyle w:val="af2"/>
         <w:numPr>
           <w:ilvl w:val="0"/>
-          <w:numId w:val="9"/>
-        </w:numPr>
-      </w:pPr>
-      <w:r>
-        <w:rPr>
-          <w:rStyle w:val="af3"/>
-        </w:rPr>
-        <w:t>位姿精度</w:t>
-      </w:r>
-    </w:p>
-    <w:p>
-      <w:pPr>
-        <w:pStyle w:val="af2"/>
-        <w:numPr>
-          <w:ilvl w:val="1"/>
-          <w:numId w:val="9"/>
-        </w:numPr>
-      </w:pPr>
-      <w:r>
-        <w:t>ATE（Absolute Trajectory Error）</w:t>
-      </w:r>
-    </w:p>
-    <w:p>
-      <w:pPr>
-        <w:pStyle w:val="af2"/>
-        <w:numPr>
-          <w:ilvl w:val="1"/>
-          <w:numId w:val="9"/>
-        </w:numPr>
-      </w:pPr>
-      <w:r>
-        <w:t>RPE（Relative Pose Error）</w:t>
+          <w:numId w:val="13"/>
+        </w:numPr>
+        <w:rPr>
+          <w:rFonts w:hint="eastAsia"/>
+        </w:rPr>
+      </w:pPr>
+      <w:r>
+        <w:t>被抑制/剔除的地图点示意</w:t>
       </w:r>
     </w:p>
     <w:p>
@@ -714,146 +1258,24 @@
         <w:pStyle w:val="af2"/>
         <w:numPr>
           <w:ilvl w:val="0"/>
-          <w:numId w:val="9"/>
-        </w:numPr>
-      </w:pPr>
-      <w:r>
-        <w:rPr>
-          <w:rStyle w:val="af3"/>
-        </w:rPr>
-        <w:t>建图质量</w:t>
-      </w:r>
-    </w:p>
-    <w:p>
-      <w:pPr>
-        <w:pStyle w:val="af2"/>
-        <w:numPr>
-          <w:ilvl w:val="1"/>
-          <w:numId w:val="9"/>
-        </w:numPr>
-      </w:pPr>
-      <w:r>
-        <w:t>地图点数量</w:t>
-      </w:r>
-    </w:p>
-    <w:p>
-      <w:pPr>
-        <w:pStyle w:val="af2"/>
-        <w:numPr>
-          <w:ilvl w:val="1"/>
-          <w:numId w:val="9"/>
-        </w:numPr>
-      </w:pPr>
-      <w:r>
-        <w:t>地图点空间分布均匀性</w:t>
-      </w:r>
-    </w:p>
-    <w:p>
-      <w:pPr>
-        <w:pStyle w:val="af2"/>
-        <w:numPr>
-          <w:ilvl w:val="0"/>
-          <w:numId w:val="9"/>
-        </w:numPr>
-      </w:pPr>
-      <w:r>
-        <w:rPr>
-          <w:rStyle w:val="af3"/>
-        </w:rPr>
-        <w:t>跟踪稳定性</w:t>
-      </w:r>
-    </w:p>
-    <w:p>
-      <w:pPr>
-        <w:pStyle w:val="af2"/>
-        <w:numPr>
-          <w:ilvl w:val="1"/>
-          <w:numId w:val="9"/>
-        </w:numPr>
-      </w:pPr>
-      <w:r>
-        <w:t>跟踪丢失次数</w:t>
-      </w:r>
-    </w:p>
-    <w:p>
-      <w:pPr>
-        <w:pStyle w:val="af2"/>
-        <w:numPr>
-          <w:ilvl w:val="1"/>
-          <w:numId w:val="9"/>
-        </w:numPr>
-      </w:pPr>
-      <w:r>
-        <w:t>重定位成功率</w:t>
-      </w:r>
-    </w:p>
-    <w:p>
-      <w:pPr>
-        <w:pStyle w:val="4"/>
-      </w:pPr>
-      <w:r>
-        <w:t>X.3.3 结果分析</w:t>
-      </w:r>
-    </w:p>
-    <w:p>
-      <w:pPr>
-        <w:pStyle w:val="af2"/>
-      </w:pPr>
-      <w:r>
-        <w:t>重点分析：</w:t>
-      </w:r>
-    </w:p>
-    <w:p>
-      <w:pPr>
-        <w:pStyle w:val="af2"/>
-        <w:numPr>
-          <w:ilvl w:val="0"/>
-          <w:numId w:val="10"/>
-        </w:numPr>
-      </w:pPr>
-      <w:r>
-        <w:t>弱纹理区域中：</w:t>
-      </w:r>
-    </w:p>
-    <w:p>
-      <w:pPr>
-        <w:pStyle w:val="af2"/>
-        <w:numPr>
-          <w:ilvl w:val="1"/>
-          <w:numId w:val="10"/>
-        </w:numPr>
-      </w:pPr>
-      <w:r>
-        <w:t>LGE 是否提高了有效观测比例</w:t>
-      </w:r>
-    </w:p>
-    <w:p>
-      <w:pPr>
-        <w:pStyle w:val="af2"/>
-        <w:numPr>
-          <w:ilvl w:val="1"/>
-          <w:numId w:val="10"/>
-        </w:numPr>
-      </w:pPr>
-      <w:r>
-        <w:t>是否减少位姿抖动</w:t>
-      </w:r>
-    </w:p>
-    <w:p>
-      <w:pPr>
-        <w:pStyle w:val="af2"/>
-        <w:numPr>
-          <w:ilvl w:val="0"/>
-          <w:numId w:val="10"/>
-        </w:numPr>
-      </w:pPr>
-      <w:r>
-        <w:t>与普通光度法相比的改进幅度</w:t>
-      </w:r>
-    </w:p>
-    <w:p>
-      <w:r>
-        <w:pict w14:anchorId="372746C8">
+          <w:numId w:val="13"/>
+        </w:numPr>
+        <w:rPr>
+          <w:rFonts w:hint="eastAsia"/>
+        </w:rPr>
+      </w:pPr>
+      <w:r>
+        <w:t>地图一致性对比图</w:t>
+      </w:r>
+    </w:p>
+    <w:p>
+      <w:pPr>
+        <w:rPr>
+          <w:rFonts w:hint="eastAsia"/>
+        </w:rPr>
+      </w:pPr>
+      <w:r>
+        <w:pict w14:anchorId="78D346DC">
           <v:rect id="_x0000_i1030" style="width:0;height:1.5pt" o:hralign="center" o:hrstd="t" o:hr="t" fillcolor="#a0a0a0" stroked="f"/>
         </w:pict>
       </w:r>
@@ -861,185 +1283,20 @@
     <w:p>
       <w:pPr>
         <w:pStyle w:val="3"/>
-      </w:pPr>
-      <w:r>
-        <w:t>X.4 语义感知建图模块验证实验</w:t>
+        <w:rPr>
+          <w:rFonts w:hint="eastAsia"/>
+        </w:rPr>
+      </w:pPr>
+      <w:r>
+        <w:t>X.5 LGE + 语义分割联合建图实验（核心）</w:t>
       </w:r>
     </w:p>
     <w:p>
       <w:pPr>
         <w:pStyle w:val="4"/>
-      </w:pPr>
-      <w:r>
-        <w:t>X.4.1 实验设置（动态对照）</w:t>
-      </w:r>
-    </w:p>
-    <w:p>
-      <w:pPr>
-        <w:pStyle w:val="af2"/>
-      </w:pPr>
-      <w:r>
-        <w:t>对比方法：</w:t>
-      </w:r>
-    </w:p>
-    <w:p>
-      <w:pPr>
-        <w:pStyle w:val="af2"/>
-        <w:numPr>
-          <w:ilvl w:val="0"/>
-          <w:numId w:val="11"/>
-        </w:numPr>
-      </w:pPr>
-      <w:r>
-        <w:t>Baseline（无语义）</w:t>
-      </w:r>
-    </w:p>
-    <w:p>
-      <w:pPr>
-        <w:pStyle w:val="af2"/>
-        <w:numPr>
-          <w:ilvl w:val="0"/>
-          <w:numId w:val="11"/>
-        </w:numPr>
-      </w:pPr>
-      <w:r>
-        <w:t>剔除动态特征（简单 mask）</w:t>
-      </w:r>
-    </w:p>
-    <w:p>
-      <w:pPr>
-        <w:pStyle w:val="af2"/>
-        <w:numPr>
-          <w:ilvl w:val="0"/>
-          <w:numId w:val="11"/>
-        </w:numPr>
-      </w:pPr>
-      <w:r>
-        <w:rPr>
-          <w:rStyle w:val="af3"/>
-        </w:rPr>
-        <w:t>语义权重建图（本文方法）</w:t>
-      </w:r>
-    </w:p>
-    <w:p>
-      <w:pPr>
-        <w:pStyle w:val="4"/>
-      </w:pPr>
-      <w:r>
-        <w:lastRenderedPageBreak/>
-        <w:t>X.4.2 定量评价指标</w:t>
-      </w:r>
-    </w:p>
-    <w:p>
-      <w:pPr>
-        <w:pStyle w:val="af2"/>
-        <w:numPr>
-          <w:ilvl w:val="0"/>
-          <w:numId w:val="12"/>
-        </w:numPr>
-      </w:pPr>
-      <w:r>
-        <w:t>位姿精度（ATE / RPE）</w:t>
-      </w:r>
-    </w:p>
-    <w:p>
-      <w:pPr>
-        <w:pStyle w:val="af2"/>
-        <w:numPr>
-          <w:ilvl w:val="0"/>
-          <w:numId w:val="12"/>
-        </w:numPr>
-      </w:pPr>
-      <w:r>
-        <w:t>动态区域误差占比</w:t>
-      </w:r>
-    </w:p>
-    <w:p>
-      <w:pPr>
-        <w:pStyle w:val="af2"/>
-        <w:numPr>
-          <w:ilvl w:val="0"/>
-          <w:numId w:val="12"/>
-        </w:numPr>
-      </w:pPr>
-      <w:r>
-        <w:t>地图点存活率</w:t>
-      </w:r>
-    </w:p>
-    <w:p>
-      <w:pPr>
-        <w:pStyle w:val="af2"/>
-        <w:numPr>
-          <w:ilvl w:val="0"/>
-          <w:numId w:val="12"/>
-        </w:numPr>
-      </w:pPr>
-      <w:r>
-        <w:t>动态误关联率（可选）</w:t>
-      </w:r>
-    </w:p>
-    <w:p>
-      <w:pPr>
-        <w:pStyle w:val="4"/>
-      </w:pPr>
-      <w:r>
-        <w:t>X.4.3 定性可视化分析</w:t>
-      </w:r>
-    </w:p>
-    <w:p>
-      <w:pPr>
-        <w:pStyle w:val="af2"/>
-        <w:numPr>
-          <w:ilvl w:val="0"/>
-          <w:numId w:val="13"/>
-        </w:numPr>
-      </w:pPr>
-      <w:r>
-        <w:t>动态目标区域投影点分布</w:t>
-      </w:r>
-    </w:p>
-    <w:p>
-      <w:pPr>
-        <w:pStyle w:val="af2"/>
-        <w:numPr>
-          <w:ilvl w:val="0"/>
-          <w:numId w:val="13"/>
-        </w:numPr>
-      </w:pPr>
-      <w:r>
-        <w:t>被抑制/剔除的地图点示意</w:t>
-      </w:r>
-    </w:p>
-    <w:p>
-      <w:pPr>
-        <w:pStyle w:val="af2"/>
-        <w:numPr>
-          <w:ilvl w:val="0"/>
-          <w:numId w:val="13"/>
-        </w:numPr>
-      </w:pPr>
-      <w:r>
-        <w:t>地图一致性对比图</w:t>
-      </w:r>
-    </w:p>
-    <w:p>
-      <w:r>
-        <w:pict w14:anchorId="78D346DC">
-          <v:rect id="_x0000_i1031" style="width:0;height:1.5pt" o:hralign="center" o:hrstd="t" o:hr="t" fillcolor="#a0a0a0" stroked="f"/>
-        </w:pict>
-      </w:r>
-    </w:p>
-    <w:p>
-      <w:pPr>
-        <w:pStyle w:val="3"/>
-      </w:pPr>
-      <w:r>
-        <w:t>X.5 LGE + 语义分割联合建图实验（核心）</w:t>
-      </w:r>
-    </w:p>
-    <w:p>
-      <w:pPr>
-        <w:pStyle w:val="4"/>
+        <w:rPr>
+          <w:rFonts w:hint="eastAsia"/>
+        </w:rPr>
       </w:pPr>
       <w:r>
         <w:t>X.5.1 消融实验设计（非常重要）</w:t>
@@ -1078,6 +1335,7 @@
             <w:pPr>
               <w:jc w:val="center"/>
               <w:rPr>
+                <w:rFonts w:hint="eastAsia"/>
                 <w:b/>
                 <w:bCs/>
               </w:rPr>
@@ -1101,6 +1359,7 @@
             <w:pPr>
               <w:jc w:val="center"/>
               <w:rPr>
+                <w:rFonts w:hint="eastAsia"/>
                 <w:b/>
                 <w:bCs/>
               </w:rPr>
@@ -1124,6 +1383,7 @@
             <w:pPr>
               <w:jc w:val="center"/>
               <w:rPr>
+                <w:rFonts w:hint="eastAsia"/>
                 <w:b/>
                 <w:bCs/>
               </w:rPr>
@@ -1147,6 +1407,7 @@
             <w:pPr>
               <w:jc w:val="center"/>
               <w:rPr>
+                <w:rFonts w:hint="eastAsia"/>
                 <w:b/>
                 <w:bCs/>
               </w:rPr>
@@ -1172,6 +1433,11 @@
             <w:hideMark/>
           </w:tcPr>
           <w:p>
+            <w:pPr>
+              <w:rPr>
+                <w:rFonts w:hint="eastAsia"/>
+              </w:rPr>
+            </w:pPr>
             <w:r>
               <w:t>A</w:t>
             </w:r>
@@ -1184,6 +1450,11 @@
             <w:hideMark/>
           </w:tcPr>
           <w:p>
+            <w:pPr>
+              <w:rPr>
+                <w:rFonts w:hint="eastAsia"/>
+              </w:rPr>
+            </w:pPr>
             <w:r>
               <w:t>×</w:t>
             </w:r>
@@ -1196,6 +1467,11 @@
             <w:hideMark/>
           </w:tcPr>
           <w:p>
+            <w:pPr>
+              <w:rPr>
+                <w:rFonts w:hint="eastAsia"/>
+              </w:rPr>
+            </w:pPr>
             <w:r>
               <w:t>×</w:t>
             </w:r>
@@ -1208,6 +1484,11 @@
             <w:hideMark/>
           </w:tcPr>
           <w:p>
+            <w:pPr>
+              <w:rPr>
+                <w:rFonts w:hint="eastAsia"/>
+              </w:rPr>
+            </w:pPr>
             <w:r>
               <w:t>Baseline</w:t>
             </w:r>
@@ -1225,6 +1506,11 @@
             <w:hideMark/>
           </w:tcPr>
           <w:p>
+            <w:pPr>
+              <w:rPr>
+                <w:rFonts w:hint="eastAsia"/>
+              </w:rPr>
+            </w:pPr>
             <w:r>
               <w:t>B</w:t>
             </w:r>
@@ -1237,6 +1523,11 @@
             <w:hideMark/>
           </w:tcPr>
           <w:p>
+            <w:pPr>
+              <w:rPr>
+                <w:rFonts w:hint="eastAsia"/>
+              </w:rPr>
+            </w:pPr>
             <w:r>
               <w:rPr>
                 <w:rFonts w:ascii="Segoe UI Symbol" w:hAnsi="Segoe UI Symbol" w:cs="Segoe UI Symbol"/>
@@ -1252,6 +1543,11 @@
             <w:hideMark/>
           </w:tcPr>
           <w:p>
+            <w:pPr>
+              <w:rPr>
+                <w:rFonts w:hint="eastAsia"/>
+              </w:rPr>
+            </w:pPr>
             <w:r>
               <w:t>×</w:t>
             </w:r>
@@ -1264,6 +1560,11 @@
             <w:hideMark/>
           </w:tcPr>
           <w:p>
+            <w:pPr>
+              <w:rPr>
+                <w:rFonts w:hint="eastAsia"/>
+              </w:rPr>
+            </w:pPr>
             <w:r>
               <w:t>仅 LGE</w:t>
             </w:r>
@@ -1281,6 +1582,11 @@
             <w:hideMark/>
           </w:tcPr>
           <w:p>
+            <w:pPr>
+              <w:rPr>
+                <w:rFonts w:hint="eastAsia"/>
+              </w:rPr>
+            </w:pPr>
             <w:r>
               <w:t>C</w:t>
             </w:r>
@@ -1293,6 +1599,11 @@
             <w:hideMark/>
           </w:tcPr>
           <w:p>
+            <w:pPr>
+              <w:rPr>
+                <w:rFonts w:hint="eastAsia"/>
+              </w:rPr>
+            </w:pPr>
             <w:r>
               <w:t>×</w:t>
             </w:r>
@@ -1305,6 +1616,11 @@
             <w:hideMark/>
           </w:tcPr>
           <w:p>
+            <w:pPr>
+              <w:rPr>
+                <w:rFonts w:hint="eastAsia"/>
+              </w:rPr>
+            </w:pPr>
             <w:r>
               <w:rPr>
                 <w:rFonts w:ascii="Segoe UI Symbol" w:hAnsi="Segoe UI Symbol" w:cs="Segoe UI Symbol"/>
@@ -1320,6 +1636,11 @@
             <w:hideMark/>
           </w:tcPr>
           <w:p>
+            <w:pPr>
+              <w:rPr>
+                <w:rFonts w:hint="eastAsia"/>
+              </w:rPr>
+            </w:pPr>
             <w:r>
               <w:t>仅语义</w:t>
             </w:r>
@@ -1337,6 +1658,11 @@
             <w:hideMark/>
           </w:tcPr>
           <w:p>
+            <w:pPr>
+              <w:rPr>
+                <w:rFonts w:hint="eastAsia"/>
+              </w:rPr>
+            </w:pPr>
             <w:r>
               <w:t>D</w:t>
             </w:r>
@@ -1349,6 +1675,11 @@
             <w:hideMark/>
           </w:tcPr>
           <w:p>
+            <w:pPr>
+              <w:rPr>
+                <w:rFonts w:hint="eastAsia"/>
+              </w:rPr>
+            </w:pPr>
             <w:r>
               <w:rPr>
                 <w:rFonts w:ascii="Segoe UI Symbol" w:hAnsi="Segoe UI Symbol" w:cs="Segoe UI Symbol"/>
@@ -1364,6 +1695,11 @@
             <w:hideMark/>
           </w:tcPr>
           <w:p>
+            <w:pPr>
+              <w:rPr>
+                <w:rFonts w:hint="eastAsia"/>
+              </w:rPr>
+            </w:pPr>
             <w:r>
               <w:rPr>
                 <w:rFonts w:ascii="Segoe UI Symbol" w:hAnsi="Segoe UI Symbol" w:cs="Segoe UI Symbol"/>
@@ -1379,6 +1715,11 @@
             <w:hideMark/>
           </w:tcPr>
           <w:p>
+            <w:pPr>
+              <w:rPr>
+                <w:rFonts w:hint="eastAsia"/>
+              </w:rPr>
+            </w:pPr>
             <w:r>
               <w:rPr>
                 <w:rStyle w:val="af3"/>
@@ -1392,6 +1733,9 @@
     <w:p>
       <w:pPr>
         <w:pStyle w:val="4"/>
+        <w:rPr>
+          <w:rFonts w:hint="eastAsia"/>
+        </w:rPr>
       </w:pPr>
       <w:r>
         <w:t>X.5.2 复杂场景测试</w:t>
@@ -1404,6 +1748,9 @@
           <w:ilvl w:val="0"/>
           <w:numId w:val="14"/>
         </w:numPr>
+        <w:rPr>
+          <w:rFonts w:hint="eastAsia"/>
+        </w:rPr>
       </w:pPr>
       <w:r>
         <w:t>同时包含：</w:t>
@@ -1416,6 +1763,9 @@
           <w:ilvl w:val="1"/>
           <w:numId w:val="14"/>
         </w:numPr>
+        <w:rPr>
+          <w:rFonts w:hint="eastAsia"/>
+        </w:rPr>
       </w:pPr>
       <w:r>
         <w:t>弱纹理区域</w:t>
@@ -1428,6 +1778,9 @@
           <w:ilvl w:val="1"/>
           <w:numId w:val="14"/>
         </w:numPr>
+        <w:rPr>
+          <w:rFonts w:hint="eastAsia"/>
+        </w:rPr>
       </w:pPr>
       <w:r>
         <w:t>动态目标</w:t>
@@ -1440,6 +1793,9 @@
           <w:ilvl w:val="0"/>
           <w:numId w:val="14"/>
         </w:numPr>
+        <w:rPr>
+          <w:rFonts w:hint="eastAsia"/>
+        </w:rPr>
       </w:pPr>
       <w:r>
         <w:t>对比 D 与 A/B/C 的性能差异</w:t>
@@ -1448,6 +1804,9 @@
     <w:p>
       <w:pPr>
         <w:pStyle w:val="4"/>
+        <w:rPr>
+          <w:rFonts w:hint="eastAsia"/>
+        </w:rPr>
       </w:pPr>
       <w:r>
         <w:t>X.5.3 综合性能分析</w:t>
@@ -1456,6 +1815,9 @@
     <w:p>
       <w:pPr>
         <w:pStyle w:val="af2"/>
+        <w:rPr>
+          <w:rFonts w:hint="eastAsia"/>
+        </w:rPr>
       </w:pPr>
       <w:r>
         <w:t>重点回答：</w:t>
@@ -1468,6 +1830,9 @@
           <w:ilvl w:val="0"/>
           <w:numId w:val="15"/>
         </w:numPr>
+        <w:rPr>
+          <w:rFonts w:hint="eastAsia"/>
+        </w:rPr>
       </w:pPr>
       <w:r>
         <w:t>联合方法是否在所有场景下最稳定？</w:t>
@@ -1480,9 +1845,11 @@
           <w:ilvl w:val="0"/>
           <w:numId w:val="15"/>
         </w:numPr>
-      </w:pPr>
-      <w:r>
-        <w:lastRenderedPageBreak/>
+        <w:rPr>
+          <w:rFonts w:hint="eastAsia"/>
+        </w:rPr>
+      </w:pPr>
+      <w:r>
         <w:t>是否避免单一模块失效？</w:t>
       </w:r>
     </w:p>
@@ -1493,14 +1860,91 @@
           <w:ilvl w:val="0"/>
           <w:numId w:val="15"/>
         </w:numPr>
+        <w:rPr>
+          <w:rFonts w:hint="eastAsia"/>
+        </w:rPr>
       </w:pPr>
       <w:r>
         <w:t>是否具有泛化性？</w:t>
       </w:r>
     </w:p>
     <w:p>
+      <w:pPr>
+        <w:rPr>
+          <w:rFonts w:hint="eastAsia"/>
+        </w:rPr>
+      </w:pPr>
       <w:r>
         <w:pict w14:anchorId="5C526ED1">
+          <v:rect id="_x0000_i1031" style="width:0;height:1.5pt" o:hralign="center" o:hrstd="t" o:hr="t" fillcolor="#a0a0a0" stroked="f"/>
+        </w:pict>
+      </w:r>
+    </w:p>
+    <w:p>
+      <w:pPr>
+        <w:pStyle w:val="3"/>
+        <w:rPr>
+          <w:rFonts w:hint="eastAsia"/>
+        </w:rPr>
+      </w:pPr>
+      <w:r>
+        <w:lastRenderedPageBreak/>
+        <w:t>X.6 运行效率与系统开销分析（可选但加分）</w:t>
+      </w:r>
+    </w:p>
+    <w:p>
+      <w:pPr>
+        <w:pStyle w:val="af2"/>
+        <w:numPr>
+          <w:ilvl w:val="0"/>
+          <w:numId w:val="16"/>
+        </w:numPr>
+        <w:rPr>
+          <w:rFonts w:hint="eastAsia"/>
+        </w:rPr>
+      </w:pPr>
+      <w:r>
+        <w:t>语义分割引入的时间开销</w:t>
+      </w:r>
+    </w:p>
+    <w:p>
+      <w:pPr>
+        <w:pStyle w:val="af2"/>
+        <w:numPr>
+          <w:ilvl w:val="0"/>
+          <w:numId w:val="16"/>
+        </w:numPr>
+        <w:rPr>
+          <w:rFonts w:hint="eastAsia"/>
+        </w:rPr>
+      </w:pPr>
+      <w:r>
+        <w:t>LGE 计算成本</w:t>
+      </w:r>
+    </w:p>
+    <w:p>
+      <w:pPr>
+        <w:pStyle w:val="af2"/>
+        <w:numPr>
+          <w:ilvl w:val="0"/>
+          <w:numId w:val="16"/>
+        </w:numPr>
+        <w:rPr>
+          <w:rFonts w:hint="eastAsia"/>
+        </w:rPr>
+      </w:pPr>
+      <w:r>
+        <w:t>实时性分析（FPS）</w:t>
+      </w:r>
+    </w:p>
+    <w:p>
+      <w:pPr>
+        <w:rPr>
+          <w:rFonts w:hint="eastAsia"/>
+        </w:rPr>
+      </w:pPr>
+      <w:r>
+        <w:pict w14:anchorId="61721C5E">
           <v:rect id="_x0000_i1032" style="width:0;height:1.5pt" o:hralign="center" o:hrstd="t" o:hr="t" fillcolor="#a0a0a0" stroked="f"/>
         </w:pict>
       </w:r>
@@ -1508,9 +1952,23 @@
     <w:p>
       <w:pPr>
         <w:pStyle w:val="3"/>
-      </w:pPr>
-      <w:r>
-        <w:t>X.6 运行效率与系统开销分析（可选但加分）</w:t>
+        <w:rPr>
+          <w:rFonts w:hint="eastAsia"/>
+        </w:rPr>
+      </w:pPr>
+      <w:r>
+        <w:t>X.7 本章小结</w:t>
+      </w:r>
+    </w:p>
+    <w:p>
+      <w:pPr>
+        <w:pStyle w:val="af2"/>
+        <w:rPr>
+          <w:rFonts w:hint="eastAsia"/>
+        </w:rPr>
+      </w:pPr>
+      <w:r>
+        <w:t>总结三点：</w:t>
       </w:r>
     </w:p>
     <w:p>
@@ -1518,11 +1976,14 @@
         <w:pStyle w:val="af2"/>
         <w:numPr>
           <w:ilvl w:val="0"/>
-          <w:numId w:val="16"/>
-        </w:numPr>
-      </w:pPr>
-      <w:r>
-        <w:t>语义分割引入的时间开销</w:t>
+          <w:numId w:val="17"/>
+        </w:numPr>
+        <w:rPr>
+          <w:rFonts w:hint="eastAsia"/>
+        </w:rPr>
+      </w:pPr>
+      <w:r>
+        <w:t>LGE 在弱纹理条件下显著增强了几何可观测性；</w:t>
       </w:r>
     </w:p>
     <w:p>
@@ -1530,11 +1991,14 @@
         <w:pStyle w:val="af2"/>
         <w:numPr>
           <w:ilvl w:val="0"/>
-          <w:numId w:val="16"/>
-        </w:numPr>
-      </w:pPr>
-      <w:r>
-        <w:t>LGE 计算成本</w:t>
+          <w:numId w:val="17"/>
+        </w:numPr>
+        <w:rPr>
+          <w:rFonts w:hint="eastAsia"/>
+        </w:rPr>
+      </w:pPr>
+      <w:r>
+        <w:t>语义分割有效抑制动态目标干扰；</w:t>
       </w:r>
     </w:p>
     <w:p>
@@ -1542,34 +2006,57 @@
         <w:pStyle w:val="af2"/>
         <w:numPr>
           <w:ilvl w:val="0"/>
-          <w:numId w:val="16"/>
-        </w:numPr>
-      </w:pPr>
-      <w:r>
-        <w:t>实时性分析（FPS）</w:t>
-      </w:r>
-    </w:p>
-    <w:p>
-      <w:r>
-        <w:pict w14:anchorId="61721C5E">
+          <w:numId w:val="17"/>
+        </w:numPr>
+        <w:rPr>
+          <w:rFonts w:hint="eastAsia"/>
+        </w:rPr>
+      </w:pPr>
+      <w:r>
+        <w:t>二者联合显著提升复杂真实环境下的建图鲁棒性。</w:t>
+      </w:r>
+    </w:p>
+    <w:p>
+      <w:pPr>
+        <w:rPr>
+          <w:rFonts w:hint="eastAsia"/>
+        </w:rPr>
+      </w:pPr>
+      <w:r>
+        <w:pict w14:anchorId="71B7372F">
           <v:rect id="_x0000_i1033" style="width:0;height:1.5pt" o:hralign="center" o:hrstd="t" o:hr="t" fillcolor="#a0a0a0" stroked="f"/>
         </w:pict>
       </w:r>
     </w:p>
     <w:p>
       <w:pPr>
-        <w:pStyle w:val="3"/>
-      </w:pPr>
-      <w:r>
-        <w:t>X.7 本章小结</w:t>
-      </w:r>
-    </w:p>
-    <w:p>
-      <w:pPr>
-        <w:pStyle w:val="af2"/>
-      </w:pPr>
-      <w:r>
-        <w:t>总结三点：</w:t>
+        <w:pStyle w:val="2"/>
+        <w:rPr>
+          <w:rFonts w:hint="eastAsia"/>
+        </w:rPr>
+      </w:pPr>
+      <w:r>
+        <w:t>审稿人视角的“验证是否充分”标准</w:t>
+      </w:r>
+    </w:p>
+    <w:p>
+      <w:pPr>
+        <w:pStyle w:val="af2"/>
+        <w:rPr>
+          <w:rFonts w:hint="eastAsia"/>
+        </w:rPr>
+      </w:pPr>
+      <w:r>
+        <w:t>你的实验如果做到以下几点，</w:t>
+      </w:r>
+      <w:r>
+        <w:rPr>
+          <w:rStyle w:val="af3"/>
+        </w:rPr>
+        <w:t>基本不会被质疑实验不足</w:t>
+      </w:r>
+      <w:r>
+        <w:t>：</w:t>
       </w:r>
     </w:p>
     <w:p>
@@ -1577,11 +2064,20 @@
         <w:pStyle w:val="af2"/>
         <w:numPr>
           <w:ilvl w:val="0"/>
-          <w:numId w:val="17"/>
-        </w:numPr>
-      </w:pPr>
-      <w:r>
-        <w:t>LGE 在弱纹理条件下显著增强了几何可观测性；</w:t>
+          <w:numId w:val="18"/>
+        </w:numPr>
+        <w:rPr>
+          <w:rFonts w:hint="eastAsia"/>
+        </w:rPr>
+      </w:pPr>
+      <w:r>
+        <w:t xml:space="preserve">有 </w:t>
+      </w:r>
+      <w:r>
+        <w:rPr>
+          <w:rStyle w:val="af3"/>
+        </w:rPr>
+        <w:t>消融实验</w:t>
       </w:r>
     </w:p>
     <w:p>
@@ -1589,11 +2085,20 @@
         <w:pStyle w:val="af2"/>
         <w:numPr>
           <w:ilvl w:val="0"/>
-          <w:numId w:val="17"/>
-        </w:numPr>
-      </w:pPr>
-      <w:r>
-        <w:t>语义分割有效抑制动态目标干扰；</w:t>
+          <w:numId w:val="18"/>
+        </w:numPr>
+        <w:rPr>
+          <w:rFonts w:hint="eastAsia"/>
+        </w:rPr>
+      </w:pPr>
+      <w:r>
+        <w:t xml:space="preserve">有 </w:t>
+      </w:r>
+      <w:r>
+        <w:rPr>
+          <w:rStyle w:val="af3"/>
+        </w:rPr>
+        <w:t>弱纹理 + 动态 两类典型退化场景</w:t>
       </w:r>
     </w:p>
     <w:p>
@@ -1601,121 +2106,55 @@
         <w:pStyle w:val="af2"/>
         <w:numPr>
           <w:ilvl w:val="0"/>
-          <w:numId w:val="17"/>
-        </w:numPr>
-      </w:pPr>
-      <w:r>
-        <w:t>二者联合显著提升复杂真实环境下的建图鲁棒性。</w:t>
-      </w:r>
-    </w:p>
-    <w:p>
-      <w:r>
-        <w:pict w14:anchorId="71B7372F">
+          <w:numId w:val="18"/>
+        </w:numPr>
+        <w:rPr>
+          <w:rFonts w:hint="eastAsia"/>
+        </w:rPr>
+      </w:pPr>
+      <w:r>
+        <w:t xml:space="preserve">有 </w:t>
+      </w:r>
+      <w:r>
+        <w:rPr>
+          <w:rStyle w:val="af3"/>
+        </w:rPr>
+        <w:t>定量 + 定性分析</w:t>
+      </w:r>
+    </w:p>
+    <w:p>
+      <w:pPr>
+        <w:pStyle w:val="af2"/>
+        <w:numPr>
+          <w:ilvl w:val="0"/>
+          <w:numId w:val="18"/>
+        </w:numPr>
+        <w:rPr>
+          <w:rFonts w:hint="eastAsia"/>
+        </w:rPr>
+      </w:pPr>
+      <w:r>
+        <w:t>联合方法性能明显优于单模块</w:t>
+      </w:r>
+    </w:p>
+    <w:p>
+      <w:pPr>
+        <w:rPr>
+          <w:rFonts w:hint="eastAsia"/>
+        </w:rPr>
+      </w:pPr>
+      <w:r>
+        <w:pict w14:anchorId="1CCCFBA4">
           <v:rect id="_x0000_i1034" style="width:0;height:1.5pt" o:hralign="center" o:hrstd="t" o:hr="t" fillcolor="#a0a0a0" stroked="f"/>
         </w:pict>
       </w:r>
     </w:p>
     <w:p>
       <w:pPr>
-        <w:pStyle w:val="2"/>
-      </w:pPr>
-      <w:r>
-        <w:t>审稿人视角的“验证是否充分”标准</w:t>
-      </w:r>
-    </w:p>
-    <w:p>
-      <w:pPr>
-        <w:pStyle w:val="af2"/>
-      </w:pPr>
-      <w:r>
-        <w:t>你的实验如果做到以下几点，</w:t>
-      </w:r>
-      <w:r>
-        <w:rPr>
-          <w:rStyle w:val="af3"/>
-        </w:rPr>
-        <w:t>基本不会被质疑实验不足</w:t>
-      </w:r>
-      <w:r>
-        <w:t>：</w:t>
-      </w:r>
-    </w:p>
-    <w:p>
-      <w:pPr>
-        <w:pStyle w:val="af2"/>
-        <w:numPr>
-          <w:ilvl w:val="0"/>
-          <w:numId w:val="18"/>
-        </w:numPr>
-      </w:pPr>
-      <w:r>
-        <w:t xml:space="preserve">有 </w:t>
-      </w:r>
-      <w:r>
-        <w:rPr>
-          <w:rStyle w:val="af3"/>
-        </w:rPr>
-        <w:t>消融实验</w:t>
-      </w:r>
-    </w:p>
-    <w:p>
-      <w:pPr>
-        <w:pStyle w:val="af2"/>
-        <w:numPr>
-          <w:ilvl w:val="0"/>
-          <w:numId w:val="18"/>
-        </w:numPr>
-      </w:pPr>
-      <w:r>
-        <w:t xml:space="preserve">有 </w:t>
-      </w:r>
-      <w:r>
-        <w:rPr>
-          <w:rStyle w:val="af3"/>
-        </w:rPr>
-        <w:t>弱纹理 + 动态 两类典型退化场景</w:t>
-      </w:r>
-    </w:p>
-    <w:p>
-      <w:pPr>
-        <w:pStyle w:val="af2"/>
-        <w:numPr>
-          <w:ilvl w:val="0"/>
-          <w:numId w:val="18"/>
-        </w:numPr>
-      </w:pPr>
-      <w:r>
-        <w:t xml:space="preserve">有 </w:t>
-      </w:r>
-      <w:r>
-        <w:rPr>
-          <w:rStyle w:val="af3"/>
-        </w:rPr>
-        <w:t>定量 + 定性分析</w:t>
-      </w:r>
-    </w:p>
-    <w:p>
-      <w:pPr>
-        <w:pStyle w:val="af2"/>
-        <w:numPr>
-          <w:ilvl w:val="0"/>
-          <w:numId w:val="18"/>
-        </w:numPr>
-      </w:pPr>
-      <w:r>
-        <w:t>联合方法性能明显优于单模块</w:t>
-      </w:r>
-    </w:p>
-    <w:p>
-      <w:r>
-        <w:pict w14:anchorId="1CCCFBA4">
-          <v:rect id="_x0000_i1035" style="width:0;height:1.5pt" o:hralign="center" o:hrstd="t" o:hr="t" fillcolor="#a0a0a0" stroked="f"/>
-        </w:pict>
-      </w:r>
-    </w:p>
-    <w:p>
-      <w:pPr>
-        <w:pStyle w:val="af2"/>
+        <w:pStyle w:val="af2"/>
+        <w:rPr>
+          <w:rFonts w:hint="eastAsia"/>
+        </w:rPr>
       </w:pPr>
       <w:r>
         <w:t>如果你愿意，下一步我可以帮你：</w:t>
@@ -1728,6 +2167,9 @@
           <w:ilvl w:val="0"/>
           <w:numId w:val="19"/>
         </w:numPr>
+        <w:rPr>
+          <w:rFonts w:hint="eastAsia"/>
+        </w:rPr>
       </w:pPr>
       <w:r>
         <w:rPr>
@@ -1743,6 +2185,9 @@
           <w:ilvl w:val="0"/>
           <w:numId w:val="19"/>
         </w:numPr>
+        <w:rPr>
+          <w:rFonts w:hint="eastAsia"/>
+        </w:rPr>
       </w:pPr>
       <w:r>
         <w:rPr>
@@ -1758,6 +2203,9 @@
           <w:ilvl w:val="0"/>
           <w:numId w:val="19"/>
         </w:numPr>
+        <w:rPr>
+          <w:rFonts w:hint="eastAsia"/>
+        </w:rPr>
       </w:pPr>
       <w:r>
         <w:rPr>
@@ -1769,6 +2217,9 @@
     <w:p>
       <w:pPr>
         <w:pStyle w:val="af2"/>
+        <w:rPr>
+          <w:rFonts w:hint="eastAsia"/>
+        </w:rPr>
       </w:pPr>
       <w:r>
         <w:t>你这套方法已经是</w:t>
